--- a/fise/Fisa_E15_PowerPoint.docx
+++ b/fise/Fisa_E15_PowerPoint.docx
@@ -358,12 +358,13 @@
       <w:tblPr>
         <w:tblStyle w:val="TableGrid"/>
         <w:tblW w:type="auto" w:w="0"/>
+        <w:tblLayout w:type="fixed"/>
         <w:tblLook w:firstColumn="1" w:firstRow="1" w:lastColumn="0" w:lastRow="0" w:noHBand="0" w:noVBand="1" w:val="04A0"/>
       </w:tblPr>
       <w:tblGrid>
-        <w:gridCol w:w="3402"/>
-        <w:gridCol w:w="3402"/>
-        <w:gridCol w:w="3402"/>
+        <w:gridCol w:w="1004"/>
+        <w:gridCol w:w="2610"/>
+        <w:gridCol w:w="6024"/>
       </w:tblGrid>
       <w:tr>
         <w:trPr>
@@ -371,7 +372,7 @@
         </w:trPr>
         <w:tc>
           <w:tcPr>
-            <w:tcW w:type="dxa" w:w="3402"/>
+            <w:tcW w:type="dxa" w:w="1004"/>
             <w:shd w:val="clear" w:color="auto" w:fill="DCE6F1"/>
           </w:tcPr>
           <w:p>
@@ -387,7 +388,7 @@
         </w:tc>
         <w:tc>
           <w:tcPr>
-            <w:tcW w:type="dxa" w:w="3402"/>
+            <w:tcW w:type="dxa" w:w="2610"/>
             <w:shd w:val="clear" w:color="auto" w:fill="DCE6F1"/>
           </w:tcPr>
           <w:p>
@@ -403,7 +404,7 @@
         </w:tc>
         <w:tc>
           <w:tcPr>
-            <w:tcW w:type="dxa" w:w="3402"/>
+            <w:tcW w:type="dxa" w:w="6024"/>
             <w:shd w:val="clear" w:color="auto" w:fill="DCE6F1"/>
           </w:tcPr>
           <w:p>
@@ -421,7 +422,7 @@
       <w:tr>
         <w:tc>
           <w:tcPr>
-            <w:tcW w:type="dxa" w:w="3402"/>
+            <w:tcW w:type="dxa" w:w="1004"/>
           </w:tcPr>
           <w:p>
             <w:r>
@@ -435,7 +436,7 @@
         </w:tc>
         <w:tc>
           <w:tcPr>
-            <w:tcW w:type="dxa" w:w="3402"/>
+            <w:tcW w:type="dxa" w:w="2610"/>
           </w:tcPr>
           <w:p>
             <w:r>
@@ -449,7 +450,7 @@
         </w:tc>
         <w:tc>
           <w:tcPr>
-            <w:tcW w:type="dxa" w:w="3402"/>
+            <w:tcW w:type="dxa" w:w="6024"/>
           </w:tcPr>
           <w:p>
             <w:r>
@@ -465,7 +466,7 @@
       <w:tr>
         <w:tc>
           <w:tcPr>
-            <w:tcW w:type="dxa" w:w="3402"/>
+            <w:tcW w:type="dxa" w:w="1004"/>
           </w:tcPr>
           <w:p>
             <w:r>
@@ -479,7 +480,7 @@
         </w:tc>
         <w:tc>
           <w:tcPr>
-            <w:tcW w:type="dxa" w:w="3402"/>
+            <w:tcW w:type="dxa" w:w="2610"/>
           </w:tcPr>
           <w:p>
             <w:r>
@@ -493,7 +494,7 @@
         </w:tc>
         <w:tc>
           <w:tcPr>
-            <w:tcW w:type="dxa" w:w="3402"/>
+            <w:tcW w:type="dxa" w:w="6024"/>
           </w:tcPr>
           <w:p>
             <w:r>
@@ -509,7 +510,7 @@
       <w:tr>
         <w:tc>
           <w:tcPr>
-            <w:tcW w:type="dxa" w:w="3402"/>
+            <w:tcW w:type="dxa" w:w="1004"/>
           </w:tcPr>
           <w:p>
             <w:r>
@@ -523,7 +524,7 @@
         </w:tc>
         <w:tc>
           <w:tcPr>
-            <w:tcW w:type="dxa" w:w="3402"/>
+            <w:tcW w:type="dxa" w:w="2610"/>
           </w:tcPr>
           <w:p>
             <w:r>
@@ -537,7 +538,7 @@
         </w:tc>
         <w:tc>
           <w:tcPr>
-            <w:tcW w:type="dxa" w:w="3402"/>
+            <w:tcW w:type="dxa" w:w="6024"/>
           </w:tcPr>
           <w:p>
             <w:r>
@@ -553,7 +554,7 @@
       <w:tr>
         <w:tc>
           <w:tcPr>
-            <w:tcW w:type="dxa" w:w="3402"/>
+            <w:tcW w:type="dxa" w:w="1004"/>
           </w:tcPr>
           <w:p>
             <w:r>
@@ -567,7 +568,7 @@
         </w:tc>
         <w:tc>
           <w:tcPr>
-            <w:tcW w:type="dxa" w:w="3402"/>
+            <w:tcW w:type="dxa" w:w="2610"/>
           </w:tcPr>
           <w:p>
             <w:r>
@@ -581,7 +582,7 @@
         </w:tc>
         <w:tc>
           <w:tcPr>
-            <w:tcW w:type="dxa" w:w="3402"/>
+            <w:tcW w:type="dxa" w:w="6024"/>
           </w:tcPr>
           <w:p>
             <w:r>
@@ -597,7 +598,7 @@
       <w:tr>
         <w:tc>
           <w:tcPr>
-            <w:tcW w:type="dxa" w:w="3402"/>
+            <w:tcW w:type="dxa" w:w="1004"/>
           </w:tcPr>
           <w:p>
             <w:r>
@@ -611,7 +612,7 @@
         </w:tc>
         <w:tc>
           <w:tcPr>
-            <w:tcW w:type="dxa" w:w="3402"/>
+            <w:tcW w:type="dxa" w:w="2610"/>
           </w:tcPr>
           <w:p>
             <w:r>
@@ -625,7 +626,7 @@
         </w:tc>
         <w:tc>
           <w:tcPr>
-            <w:tcW w:type="dxa" w:w="3402"/>
+            <w:tcW w:type="dxa" w:w="6024"/>
           </w:tcPr>
           <w:p>
             <w:r>
